--- a/reports/template/report_template.docx
+++ b/reports/template/report_template.docx
@@ -15667,6 +15667,7 @@
         <w:numId w:val="65"/>
       </w:numPr>
       <w:jc w:val="center"/>
+      <w:outlineLvl w:val="0"/>
     </w:pPr>
     <w:rPr>
       <w:b/>
@@ -15698,6 +15699,7 @@
         <w:numId w:val="65"/>
       </w:numPr>
       <w:jc w:val="left"/>
+      <w:outlineLvl w:val="1"/>
     </w:pPr>
     <w:rPr>
       <w:b/>
@@ -15728,6 +15730,7 @@
         <w:numId w:val="65"/>
       </w:numPr>
       <w:jc w:val="left"/>
+      <w:outlineLvl w:val="2"/>
     </w:pPr>
     <w:rPr>
       <w:b/>
@@ -15756,6 +15759,7 @@
       <w:numPr>
         <w:ilvl w:val="3"/>
       </w:numPr>
+      <w:outlineLvl w:val="3"/>
     </w:pPr>
     <w:rPr>
       <w:b w:val="0"/>
@@ -16059,6 +16063,7 @@
     <w:rsid w:val="00DF712C"/>
     <w:pPr>
       <w:jc w:val="center"/>
+      <w:outlineLvl w:val="0"/>
     </w:pPr>
     <w:rPr>
       <w:b/>
